--- a/Отчетность_этап_2/Приложения/Приложение_Д_Материалы рекламной кампании в Яндекс Директ.docx
+++ b/Отчетность_этап_2/Приложения/Приложение_Д_Материалы рекламной кампании в Яндекс Директ.docx
@@ -503,9 +503,16 @@
         <w:rPr>
           <w:rFonts w:ascii="Times New Roman" w:hAnsi="Times New Roman" w:eastAsia="Times New Roman" w:cs="Times New Roman"/>
           <w:sz w:val="24"/>
+        </w:rPr>
+        <w:t xml:space="preserve">Оплачено со счета ООО 13 816,50 руб. картой 09.10.2026; расход по статистике кабинета </w:t>
+      </w:r>
+      <w:r>
+        <w:rPr>
+          <w:rFonts w:ascii="Times New Roman" w:hAnsi="Times New Roman" w:eastAsia="Times New Roman" w:cs="Times New Roman"/>
+          <w:sz w:val="24"/>
           <w:highlight w:val="yellow"/>
         </w:rPr>
-        <w:t>[УТОЧНИТЬ: сумма оплаты и расход по статистике]</w:t>
+        <w:t>[УТОЧНИТЬ]</w:t>
       </w:r>
       <w:r>
         <w:rPr>
